--- a/testakten/insolvenzforderungsanmeldungspruefung-phoenix-solar/13_nachforderungsschreiben_entwurf.docx
+++ b/testakten/insolvenzforderungsanmeldungspruefung-phoenix-solar/13_nachforderungsschreiben_entwurf.docx
@@ -5,96 +5,148 @@
     <w:p>
       <w:pPr>
         <w:pStyle w:val="Heading1"/>
+        <w:spacing w:after="160" w:line="259" w:lineRule="auto"/>
       </w:pPr>
       <w:r>
         <w:rPr>
           <w:rFonts w:ascii="Times New Roman" w:hAnsi="Times New Roman"/>
+          <w:b/>
+          <w:sz w:val="28"/>
         </w:rPr>
         <w:t>Nachforderungsschreiben des Insolvenzverwalters</w:t>
       </w:r>
     </w:p>
     <w:p>
       <w:pPr>
+        <w:spacing w:before="120" w:after="60" w:line="259" w:lineRule="auto"/>
         <w:jc w:val="left"/>
       </w:pPr>
       <w:r>
         <w:rPr>
-          <w:b/>
+          <w:rFonts w:ascii="Times New Roman" w:hAnsi="Times New Roman"/>
+          <w:b w:val="0"/>
+          <w:i w:val="0"/>
+          <w:sz w:val="22"/>
         </w:rPr>
         <w:t>Aktenzeichen:</w:t>
       </w:r>
       <w:r>
+        <w:rPr>
+          <w:rFonts w:ascii="Times New Roman" w:hAnsi="Times New Roman"/>
+          <w:b w:val="0"/>
+          <w:i w:val="0"/>
+          <w:sz w:val="22"/>
+        </w:rPr>
         <w:t xml:space="preserve"> 35 IN 417/26</w:t>
       </w:r>
     </w:p>
     <w:p>
       <w:pPr>
+        <w:spacing w:before="120" w:after="60" w:line="259" w:lineRule="auto"/>
         <w:jc w:val="left"/>
       </w:pPr>
       <w:r>
         <w:rPr>
+          <w:rFonts w:ascii="Times New Roman" w:hAnsi="Times New Roman"/>
           <w:b/>
+          <w:sz w:val="22"/>
         </w:rPr>
         <w:t>Absender:</w:t>
       </w:r>
       <w:r>
+        <w:rPr>
+          <w:rFonts w:ascii="Times New Roman" w:hAnsi="Times New Roman"/>
+          <w:b/>
+          <w:sz w:val="22"/>
+        </w:rPr>
         <w:t xml:space="preserve"> Rechtsanwalt Dr. Konrad Muster, Insolvenzverwalter</w:t>
       </w:r>
     </w:p>
     <w:p>
       <w:pPr>
+        <w:spacing w:before="120" w:after="60" w:line="259" w:lineRule="auto"/>
         <w:jc w:val="left"/>
       </w:pPr>
       <w:r>
         <w:rPr>
-          <w:b/>
+          <w:rFonts w:ascii="Times New Roman" w:hAnsi="Times New Roman"/>
+          <w:b w:val="0"/>
+          <w:i w:val="0"/>
+          <w:sz w:val="22"/>
         </w:rPr>
         <w:t>Datum:</w:t>
       </w:r>
       <w:r>
+        <w:rPr>
+          <w:rFonts w:ascii="Times New Roman" w:hAnsi="Times New Roman"/>
+          <w:b w:val="0"/>
+          <w:i w:val="0"/>
+          <w:sz w:val="22"/>
+        </w:rPr>
         <w:t xml:space="preserve"> 10. Juni 2026</w:t>
       </w:r>
     </w:p>
     <w:p>
       <w:pPr>
+        <w:spacing w:before="120" w:after="60" w:line="259" w:lineRule="auto"/>
         <w:jc w:val="left"/>
       </w:pPr>
       <w:r>
         <w:rPr>
-          <w:b/>
+          <w:rFonts w:ascii="Times New Roman" w:hAnsi="Times New Roman"/>
+          <w:b w:val="0"/>
+          <w:i w:val="0"/>
+          <w:sz w:val="22"/>
         </w:rPr>
         <w:t>Bearbeiter:</w:t>
       </w:r>
       <w:r>
+        <w:rPr>
+          <w:rFonts w:ascii="Times New Roman" w:hAnsi="Times New Roman"/>
+          <w:b w:val="0"/>
+          <w:i w:val="0"/>
+          <w:sz w:val="22"/>
+        </w:rPr>
         <w:t xml:space="preserve"> Doris Felgner / Dr. Konrad Muster</w:t>
       </w:r>
     </w:p>
-    <w:p/>
     <w:p>
       <w:pPr>
+        <w:spacing w:line="259" w:lineRule="auto" w:after="60"/>
+      </w:pPr>
+    </w:p>
+    <w:p>
+      <w:pPr>
         <w:pStyle w:val="Heading2"/>
+        <w:spacing w:before="120" w:after="60" w:line="259" w:lineRule="auto"/>
       </w:pPr>
       <w:r>
         <w:rPr>
           <w:rFonts w:ascii="Times New Roman" w:hAnsi="Times New Roman"/>
+          <w:b/>
+          <w:sz w:val="22"/>
         </w:rPr>
         <w:t>Schreiben 1: An Havelbank AG – Verwertungsausfall und Sicherheitenbewertung</w:t>
       </w:r>
     </w:p>
     <w:p>
       <w:pPr>
+        <w:spacing w:before="120" w:after="60" w:line="259" w:lineRule="auto"/>
         <w:ind w:left="567"/>
       </w:pPr>
       <w:r>
         <w:rPr>
-          <w:b/>
-          <w:i/>
+          <w:rFonts w:ascii="Times New Roman" w:hAnsi="Times New Roman"/>
+          <w:b w:val="0"/>
+          <w:i w:val="0"/>
+          <w:sz w:val="22"/>
         </w:rPr>
         <w:t>Kanzlei Muster &amp; Partner Rechtsanwälte mbB</w:t>
       </w:r>
     </w:p>
     <w:p>
       <w:pPr>
+        <w:spacing w:line="259" w:lineRule="auto" w:after="60"/>
         <w:ind w:left="567"/>
       </w:pPr>
       <w:r>
@@ -106,6 +158,7 @@
     </w:p>
     <w:p>
       <w:pPr>
+        <w:spacing w:line="259" w:lineRule="auto" w:after="60"/>
         <w:ind w:left="567"/>
       </w:pPr>
       <w:r>
@@ -117,6 +170,7 @@
     </w:p>
     <w:p>
       <w:pPr>
+        <w:spacing w:line="259" w:lineRule="auto" w:after="60"/>
         <w:ind w:left="567"/>
       </w:pPr>
       <w:r>
@@ -128,6 +182,7 @@
     </w:p>
     <w:p>
       <w:pPr>
+        <w:spacing w:line="259" w:lineRule="auto" w:after="60"/>
         <w:jc w:val="left"/>
       </w:pPr>
       <w:r>
@@ -139,6 +194,7 @@
     </w:p>
     <w:p>
       <w:pPr>
+        <w:spacing w:line="259" w:lineRule="auto" w:after="60"/>
         <w:jc w:val="left"/>
       </w:pPr>
       <w:r>
@@ -147,6 +203,7 @@
     </w:p>
     <w:p>
       <w:pPr>
+        <w:spacing w:line="259" w:lineRule="auto" w:after="60"/>
         <w:jc w:val="left"/>
       </w:pPr>
       <w:r>
@@ -155,6 +212,7 @@
     </w:p>
     <w:p>
       <w:pPr>
+        <w:spacing w:line="259" w:lineRule="auto" w:after="60"/>
         <w:jc w:val="left"/>
       </w:pPr>
       <w:r>
@@ -163,6 +221,7 @@
     </w:p>
     <w:p>
       <w:pPr>
+        <w:spacing w:line="259" w:lineRule="auto" w:after="60"/>
         <w:jc w:val="left"/>
       </w:pPr>
       <w:r>
@@ -171,6 +230,7 @@
     </w:p>
     <w:p>
       <w:pPr>
+        <w:spacing w:line="259" w:lineRule="auto" w:after="60"/>
         <w:jc w:val="left"/>
       </w:pPr>
       <w:r>
@@ -182,6 +242,7 @@
     </w:p>
     <w:p>
       <w:pPr>
+        <w:spacing w:line="259" w:lineRule="auto" w:after="60"/>
         <w:jc w:val="left"/>
       </w:pPr>
       <w:r>
@@ -196,6 +257,7 @@
     </w:p>
     <w:p>
       <w:pPr>
+        <w:spacing w:line="259" w:lineRule="auto" w:after="60"/>
         <w:jc w:val="left"/>
       </w:pPr>
       <w:r>
@@ -204,6 +266,7 @@
     </w:p>
     <w:p>
       <w:pPr>
+        <w:spacing w:line="259" w:lineRule="auto" w:after="60"/>
         <w:jc w:val="left"/>
       </w:pPr>
       <w:r>
@@ -213,9 +276,14 @@
         <w:t>Nachforderung – Sicherheitenbewertung und Ausfallbezifferung</w:t>
       </w:r>
     </w:p>
-    <w:p/>
     <w:p>
       <w:pPr>
+        <w:spacing w:line="259" w:lineRule="auto" w:after="60"/>
+      </w:pPr>
+    </w:p>
+    <w:p>
+      <w:pPr>
+        <w:spacing w:line="259" w:lineRule="auto" w:after="60"/>
         <w:jc w:val="left"/>
       </w:pPr>
       <w:r>
@@ -224,6 +292,7 @@
     </w:p>
     <w:p>
       <w:pPr>
+        <w:spacing w:line="259" w:lineRule="auto" w:after="60"/>
         <w:jc w:val="left"/>
       </w:pPr>
       <w:r>
@@ -232,6 +301,7 @@
     </w:p>
     <w:p>
       <w:pPr>
+        <w:spacing w:line="259" w:lineRule="auto" w:after="60"/>
         <w:jc w:val="left"/>
       </w:pPr>
       <w:r>
@@ -240,6 +310,7 @@
     </w:p>
     <w:p>
       <w:pPr>
+        <w:spacing w:line="259" w:lineRule="auto" w:after="60"/>
         <w:jc w:val="left"/>
       </w:pPr>
       <w:r>
@@ -251,6 +322,7 @@
     </w:p>
     <w:p>
       <w:pPr>
+        <w:spacing w:line="259" w:lineRule="auto" w:after="60"/>
         <w:jc w:val="left"/>
       </w:pPr>
       <w:r>
@@ -268,6 +340,7 @@
     </w:p>
     <w:p>
       <w:pPr>
+        <w:spacing w:line="259" w:lineRule="auto" w:after="60"/>
         <w:jc w:val="left"/>
       </w:pPr>
       <w:r>
@@ -286,6 +359,7 @@
     <w:p>
       <w:pPr>
         <w:pStyle w:val="ListBullet"/>
+        <w:spacing w:line="259" w:lineRule="auto" w:after="60"/>
       </w:pPr>
       <w:r>
         <w:t>Aktuelle Bewertung der sicherungsübereigneten Fahrzeuge (DAT-Gutachten, Händlerpreisangebot oder gutachterliche Schätzung, nicht älter als 8 Wochen);</w:t>
@@ -294,6 +368,7 @@
     <w:p>
       <w:pPr>
         <w:pStyle w:val="ListBullet"/>
+        <w:spacing w:line="259" w:lineRule="auto" w:after="60"/>
       </w:pPr>
       <w:r>
         <w:t>Nachweis über den aktuellen Bestand des sicherungsübereigneten Lagerbestands (Inventarliste, ggf. durch den Insolvenzverwalter bestätigt);</w:t>
@@ -302,6 +377,7 @@
     <w:p>
       <w:pPr>
         <w:pStyle w:val="ListBullet"/>
+        <w:spacing w:line="259" w:lineRule="auto" w:after="60"/>
       </w:pPr>
       <w:r>
         <w:t>Schätzung des erzielbaren Verwertungserlöses aus der Hubarbeitsbühne.</w:t>
@@ -309,6 +385,7 @@
     </w:p>
     <w:p>
       <w:pPr>
+        <w:spacing w:line="259" w:lineRule="auto" w:after="60"/>
         <w:jc w:val="left"/>
       </w:pPr>
       <w:r>
@@ -317,6 +394,7 @@
     </w:p>
     <w:p>
       <w:pPr>
+        <w:spacing w:line="259" w:lineRule="auto" w:after="60"/>
         <w:jc w:val="left"/>
       </w:pPr>
       <w:r>
@@ -328,6 +406,7 @@
     </w:p>
     <w:p>
       <w:pPr>
+        <w:spacing w:line="259" w:lineRule="auto" w:after="60"/>
         <w:jc w:val="left"/>
       </w:pPr>
       <w:r>
@@ -336,6 +415,7 @@
     </w:p>
     <w:p>
       <w:pPr>
+        <w:spacing w:line="259" w:lineRule="auto" w:after="60"/>
         <w:jc w:val="left"/>
       </w:pPr>
       <w:r>
@@ -344,6 +424,7 @@
     </w:p>
     <w:p>
       <w:pPr>
+        <w:spacing w:line="259" w:lineRule="auto" w:after="60"/>
         <w:jc w:val="left"/>
       </w:pPr>
       <w:r>
@@ -352,16 +433,22 @@
     </w:p>
     <w:p>
       <w:pPr>
+        <w:spacing w:line="259" w:lineRule="auto" w:after="60"/>
         <w:jc w:val="left"/>
       </w:pPr>
       <w:r>
         <w:t>Rechtsanwalt – Insolvenzverwalter</w:t>
       </w:r>
     </w:p>
-    <w:p/>
     <w:p>
       <w:pPr>
+        <w:spacing w:line="259" w:lineRule="auto" w:after="60"/>
+      </w:pPr>
+    </w:p>
+    <w:p>
+      <w:pPr>
         <w:pStyle w:val="Heading2"/>
+        <w:spacing w:line="259" w:lineRule="auto" w:after="60"/>
       </w:pPr>
       <w:r>
         <w:rPr>
@@ -372,6 +459,7 @@
     </w:p>
     <w:p>
       <w:pPr>
+        <w:spacing w:line="259" w:lineRule="auto" w:after="60"/>
         <w:ind w:left="567"/>
       </w:pPr>
       <w:r>
@@ -384,6 +472,7 @@
     </w:p>
     <w:p>
       <w:pPr>
+        <w:spacing w:line="259" w:lineRule="auto" w:after="60"/>
         <w:ind w:left="567"/>
       </w:pPr>
       <w:r>
@@ -395,6 +484,7 @@
     </w:p>
     <w:p>
       <w:pPr>
+        <w:spacing w:line="259" w:lineRule="auto" w:after="60"/>
         <w:jc w:val="left"/>
       </w:pPr>
       <w:r>
@@ -406,6 +496,7 @@
     </w:p>
     <w:p>
       <w:pPr>
+        <w:spacing w:line="259" w:lineRule="auto" w:after="60"/>
         <w:jc w:val="left"/>
       </w:pPr>
       <w:r>
@@ -414,6 +505,7 @@
     </w:p>
     <w:p>
       <w:pPr>
+        <w:spacing w:line="259" w:lineRule="auto" w:after="60"/>
         <w:jc w:val="left"/>
       </w:pPr>
       <w:r>
@@ -422,6 +514,7 @@
     </w:p>
     <w:p>
       <w:pPr>
+        <w:spacing w:line="259" w:lineRule="auto" w:after="60"/>
         <w:jc w:val="left"/>
       </w:pPr>
       <w:r>
@@ -430,6 +523,7 @@
     </w:p>
     <w:p>
       <w:pPr>
+        <w:spacing w:line="259" w:lineRule="auto" w:after="60"/>
         <w:jc w:val="left"/>
       </w:pPr>
       <w:r>
@@ -438,6 +532,7 @@
     </w:p>
     <w:p>
       <w:pPr>
+        <w:spacing w:line="259" w:lineRule="auto" w:after="60"/>
         <w:jc w:val="left"/>
       </w:pPr>
       <w:r>
@@ -449,6 +544,7 @@
     </w:p>
     <w:p>
       <w:pPr>
+        <w:spacing w:line="259" w:lineRule="auto" w:after="60"/>
         <w:jc w:val="left"/>
       </w:pPr>
       <w:r>
@@ -463,6 +559,7 @@
     </w:p>
     <w:p>
       <w:pPr>
+        <w:spacing w:line="259" w:lineRule="auto" w:after="60"/>
         <w:jc w:val="left"/>
       </w:pPr>
       <w:r>
@@ -471,6 +568,7 @@
     </w:p>
     <w:p>
       <w:pPr>
+        <w:spacing w:line="259" w:lineRule="auto" w:after="60"/>
         <w:jc w:val="left"/>
       </w:pPr>
       <w:r>
@@ -480,9 +578,14 @@
         <w:t>Nachforderung – Tatsachenbasis besonderer Rechtsgrund § 302 Nr. 1 InsO</w:t>
       </w:r>
     </w:p>
-    <w:p/>
     <w:p>
       <w:pPr>
+        <w:spacing w:line="259" w:lineRule="auto" w:after="60"/>
+      </w:pPr>
+    </w:p>
+    <w:p>
+      <w:pPr>
+        <w:spacing w:line="259" w:lineRule="auto" w:after="60"/>
         <w:jc w:val="left"/>
       </w:pPr>
       <w:r>
@@ -491,6 +594,7 @@
     </w:p>
     <w:p>
       <w:pPr>
+        <w:spacing w:line="259" w:lineRule="auto" w:after="60"/>
         <w:jc w:val="left"/>
       </w:pPr>
       <w:r>
@@ -499,6 +603,7 @@
     </w:p>
     <w:p>
       <w:pPr>
+        <w:spacing w:line="259" w:lineRule="auto" w:after="60"/>
         <w:jc w:val="left"/>
       </w:pPr>
       <w:r>
@@ -516,6 +621,7 @@
     </w:p>
     <w:p>
       <w:pPr>
+        <w:spacing w:line="259" w:lineRule="auto" w:after="60"/>
         <w:jc w:val="left"/>
       </w:pPr>
       <w:r>
@@ -540,6 +646,7 @@
     <w:p>
       <w:pPr>
         <w:pStyle w:val="ListNumber"/>
+        <w:spacing w:line="259" w:lineRule="auto" w:after="60"/>
       </w:pPr>
       <w:r>
         <w:t>Vollständige Tatsachendarstellung der dem Ermittlungsverfahren zugrunde liegenden Steuerstraftat (Handlungsbeschreibung, konkreter Tatvorwurf, Tatzeit, Täter);</w:t>
@@ -548,6 +655,7 @@
     <w:p>
       <w:pPr>
         <w:pStyle w:val="ListNumber"/>
+        <w:spacing w:line="259" w:lineRule="auto" w:after="60"/>
       </w:pPr>
       <w:r>
         <w:t>Soweit vorhanden und datenschutzrechtlich zulässig: Einstellungsverfügung, Anklageschrift oder Strafbefehl;</w:t>
@@ -556,6 +664,7 @@
     <w:p>
       <w:pPr>
         <w:pStyle w:val="ListNumber"/>
+        <w:spacing w:line="259" w:lineRule="auto" w:after="60"/>
       </w:pPr>
       <w:r>
         <w:t>Falls ein rechtskräftiges Urteil oder ein rechtskräftiger Strafbefehl vorliegt: Vorlage im Original oder beglaubigter Abschrift.</w:t>
@@ -563,6 +672,7 @@
     </w:p>
     <w:p>
       <w:pPr>
+        <w:spacing w:line="259" w:lineRule="auto" w:after="60"/>
         <w:jc w:val="left"/>
       </w:pPr>
       <w:r>
@@ -571,6 +681,7 @@
     </w:p>
     <w:p>
       <w:pPr>
+        <w:spacing w:line="259" w:lineRule="auto" w:after="60"/>
         <w:jc w:val="left"/>
       </w:pPr>
       <w:r>
@@ -579,6 +690,7 @@
     </w:p>
     <w:p>
       <w:pPr>
+        <w:spacing w:line="259" w:lineRule="auto" w:after="60"/>
         <w:jc w:val="left"/>
       </w:pPr>
       <w:r>
@@ -587,16 +699,22 @@
     </w:p>
     <w:p>
       <w:pPr>
+        <w:spacing w:line="259" w:lineRule="auto" w:after="60"/>
         <w:jc w:val="left"/>
       </w:pPr>
       <w:r>
         <w:t>Insolvenzverwalter</w:t>
       </w:r>
     </w:p>
-    <w:p/>
     <w:p>
       <w:pPr>
+        <w:spacing w:line="259" w:lineRule="auto" w:after="60"/>
+      </w:pPr>
+    </w:p>
+    <w:p>
+      <w:pPr>
         <w:pStyle w:val="Heading2"/>
+        <w:spacing w:line="259" w:lineRule="auto" w:after="60"/>
       </w:pPr>
       <w:r>
         <w:rPr>
@@ -607,6 +725,7 @@
     </w:p>
     <w:p>
       <w:pPr>
+        <w:spacing w:line="259" w:lineRule="auto" w:after="60"/>
         <w:ind w:left="567"/>
       </w:pPr>
       <w:r>
@@ -619,6 +738,7 @@
     </w:p>
     <w:p>
       <w:pPr>
+        <w:spacing w:line="259" w:lineRule="auto" w:after="60"/>
         <w:ind w:left="567"/>
       </w:pPr>
       <w:r>
@@ -630,6 +750,7 @@
     </w:p>
     <w:p>
       <w:pPr>
+        <w:spacing w:line="259" w:lineRule="auto" w:after="60"/>
         <w:jc w:val="left"/>
       </w:pPr>
       <w:r>
@@ -641,6 +762,7 @@
     </w:p>
     <w:p>
       <w:pPr>
+        <w:spacing w:line="259" w:lineRule="auto" w:after="60"/>
         <w:jc w:val="left"/>
       </w:pPr>
       <w:r>
@@ -649,6 +771,7 @@
     </w:p>
     <w:p>
       <w:pPr>
+        <w:spacing w:line="259" w:lineRule="auto" w:after="60"/>
         <w:jc w:val="left"/>
       </w:pPr>
       <w:r>
@@ -657,6 +780,7 @@
     </w:p>
     <w:p>
       <w:pPr>
+        <w:spacing w:line="259" w:lineRule="auto" w:after="60"/>
         <w:jc w:val="left"/>
       </w:pPr>
       <w:r>
@@ -665,6 +789,7 @@
     </w:p>
     <w:p>
       <w:pPr>
+        <w:spacing w:line="259" w:lineRule="auto" w:after="60"/>
         <w:jc w:val="left"/>
       </w:pPr>
       <w:r>
@@ -673,6 +798,7 @@
     </w:p>
     <w:p>
       <w:pPr>
+        <w:spacing w:line="259" w:lineRule="auto" w:after="60"/>
         <w:jc w:val="left"/>
       </w:pPr>
       <w:r>
@@ -684,6 +810,7 @@
     </w:p>
     <w:p>
       <w:pPr>
+        <w:spacing w:line="259" w:lineRule="auto" w:after="60"/>
         <w:jc w:val="left"/>
       </w:pPr>
       <w:r>
@@ -698,6 +825,7 @@
     </w:p>
     <w:p>
       <w:pPr>
+        <w:spacing w:line="259" w:lineRule="auto" w:after="60"/>
         <w:jc w:val="left"/>
       </w:pPr>
       <w:r>
@@ -706,6 +834,7 @@
     </w:p>
     <w:p>
       <w:pPr>
+        <w:spacing w:line="259" w:lineRule="auto" w:after="60"/>
         <w:jc w:val="left"/>
       </w:pPr>
       <w:r>
@@ -715,9 +844,14 @@
         <w:t>Nachforderung – Zeitraumabgrenzung und Säumniszuschläge</w:t>
       </w:r>
     </w:p>
-    <w:p/>
     <w:p>
       <w:pPr>
+        <w:spacing w:line="259" w:lineRule="auto" w:after="60"/>
+      </w:pPr>
+    </w:p>
+    <w:p>
+      <w:pPr>
+        <w:spacing w:line="259" w:lineRule="auto" w:after="60"/>
         <w:jc w:val="left"/>
       </w:pPr>
       <w:r>
@@ -726,6 +860,7 @@
     </w:p>
     <w:p>
       <w:pPr>
+        <w:spacing w:line="259" w:lineRule="auto" w:after="60"/>
         <w:jc w:val="left"/>
       </w:pPr>
       <w:r>
@@ -734,6 +869,7 @@
     </w:p>
     <w:p>
       <w:pPr>
+        <w:spacing w:line="259" w:lineRule="auto" w:after="60"/>
         <w:jc w:val="left"/>
       </w:pPr>
       <w:r>
@@ -1161,6 +1297,7 @@
     </w:tbl>
     <w:p>
       <w:pPr>
+        <w:spacing w:line="259" w:lineRule="auto" w:after="60"/>
         <w:jc w:val="left"/>
       </w:pPr>
       <w:r>
@@ -1178,6 +1315,7 @@
     </w:p>
     <w:p>
       <w:pPr>
+        <w:spacing w:line="259" w:lineRule="auto" w:after="60"/>
         <w:jc w:val="left"/>
       </w:pPr>
       <w:r>
@@ -1186,6 +1324,7 @@
     </w:p>
     <w:p>
       <w:pPr>
+        <w:spacing w:line="259" w:lineRule="auto" w:after="60"/>
         <w:jc w:val="left"/>
       </w:pPr>
       <w:r>
@@ -1194,16 +1333,22 @@
     </w:p>
     <w:p>
       <w:pPr>
+        <w:spacing w:line="259" w:lineRule="auto" w:after="60"/>
         <w:jc w:val="left"/>
       </w:pPr>
       <w:r>
         <w:t>Insolvenzverwalter</w:t>
       </w:r>
     </w:p>
-    <w:p/>
     <w:p>
       <w:pPr>
+        <w:spacing w:line="259" w:lineRule="auto" w:after="60"/>
+      </w:pPr>
+    </w:p>
+    <w:p>
+      <w:pPr>
         <w:pStyle w:val="Heading2"/>
+        <w:spacing w:line="259" w:lineRule="auto" w:after="60"/>
       </w:pPr>
       <w:r>
         <w:rPr>
@@ -1214,6 +1359,7 @@
     </w:p>
     <w:p>
       <w:pPr>
+        <w:spacing w:line="259" w:lineRule="auto" w:after="60"/>
         <w:ind w:left="567"/>
       </w:pPr>
       <w:r>
@@ -1226,6 +1372,7 @@
     </w:p>
     <w:p>
       <w:pPr>
+        <w:spacing w:line="259" w:lineRule="auto" w:after="60"/>
         <w:ind w:left="567"/>
       </w:pPr>
       <w:r>
@@ -1237,6 +1384,7 @@
     </w:p>
     <w:p>
       <w:pPr>
+        <w:spacing w:line="259" w:lineRule="auto" w:after="60"/>
         <w:jc w:val="left"/>
       </w:pPr>
       <w:r>
@@ -1248,6 +1396,7 @@
     </w:p>
     <w:p>
       <w:pPr>
+        <w:spacing w:line="259" w:lineRule="auto" w:after="60"/>
         <w:jc w:val="left"/>
       </w:pPr>
       <w:r>
@@ -1256,6 +1405,7 @@
     </w:p>
     <w:p>
       <w:pPr>
+        <w:spacing w:line="259" w:lineRule="auto" w:after="60"/>
         <w:jc w:val="left"/>
       </w:pPr>
       <w:r>
@@ -1264,6 +1414,7 @@
     </w:p>
     <w:p>
       <w:pPr>
+        <w:spacing w:line="259" w:lineRule="auto" w:after="60"/>
         <w:jc w:val="left"/>
       </w:pPr>
       <w:r>
@@ -1272,6 +1423,7 @@
     </w:p>
     <w:p>
       <w:pPr>
+        <w:spacing w:line="259" w:lineRule="auto" w:after="60"/>
         <w:jc w:val="left"/>
       </w:pPr>
       <w:r>
@@ -1283,6 +1435,7 @@
     </w:p>
     <w:p>
       <w:pPr>
+        <w:spacing w:line="259" w:lineRule="auto" w:after="60"/>
         <w:jc w:val="left"/>
       </w:pPr>
       <w:r>
@@ -1297,6 +1450,7 @@
     </w:p>
     <w:p>
       <w:pPr>
+        <w:spacing w:line="259" w:lineRule="auto" w:after="60"/>
         <w:jc w:val="left"/>
       </w:pPr>
       <w:r>
@@ -1305,6 +1459,7 @@
     </w:p>
     <w:p>
       <w:pPr>
+        <w:spacing w:line="259" w:lineRule="auto" w:after="60"/>
         <w:jc w:val="left"/>
       </w:pPr>
       <w:r>
@@ -1314,9 +1469,14 @@
         <w:t>Nachforderung – Tatsachenbasis Schmerzensgeld und besonderer Rechtsgrund</w:t>
       </w:r>
     </w:p>
-    <w:p/>
     <w:p>
       <w:pPr>
+        <w:spacing w:line="259" w:lineRule="auto" w:after="60"/>
+      </w:pPr>
+    </w:p>
+    <w:p>
+      <w:pPr>
+        <w:spacing w:line="259" w:lineRule="auto" w:after="60"/>
         <w:jc w:val="left"/>
       </w:pPr>
       <w:r>
@@ -1325,6 +1485,7 @@
     </w:p>
     <w:p>
       <w:pPr>
+        <w:spacing w:line="259" w:lineRule="auto" w:after="60"/>
         <w:jc w:val="left"/>
       </w:pPr>
       <w:r>
@@ -1333,6 +1494,7 @@
     </w:p>
     <w:p>
       <w:pPr>
+        <w:spacing w:line="259" w:lineRule="auto" w:after="60"/>
         <w:jc w:val="left"/>
       </w:pPr>
       <w:r>
@@ -1360,6 +1522,7 @@
     <w:p>
       <w:pPr>
         <w:pStyle w:val="ListNumber"/>
+        <w:spacing w:line="259" w:lineRule="auto" w:after="60"/>
       </w:pPr>
       <w:r>
         <w:rPr>
@@ -1374,6 +1537,7 @@
     <w:p>
       <w:pPr>
         <w:pStyle w:val="ListNumber"/>
+        <w:spacing w:line="259" w:lineRule="auto" w:after="60"/>
       </w:pPr>
       <w:r>
         <w:rPr>
@@ -1388,6 +1552,7 @@
     <w:p>
       <w:pPr>
         <w:pStyle w:val="ListNumber"/>
+        <w:spacing w:line="259" w:lineRule="auto" w:after="60"/>
       </w:pPr>
       <w:r>
         <w:rPr>
@@ -1402,6 +1567,7 @@
     <w:p>
       <w:pPr>
         <w:pStyle w:val="ListNumber"/>
+        <w:spacing w:line="259" w:lineRule="auto" w:after="60"/>
       </w:pPr>
       <w:r>
         <w:rPr>
@@ -1415,6 +1581,7 @@
     </w:p>
     <w:p>
       <w:pPr>
+        <w:spacing w:line="259" w:lineRule="auto" w:after="60"/>
         <w:jc w:val="left"/>
       </w:pPr>
       <w:r>
@@ -1423,6 +1590,7 @@
     </w:p>
     <w:p>
       <w:pPr>
+        <w:spacing w:line="259" w:lineRule="auto" w:after="60"/>
         <w:jc w:val="left"/>
       </w:pPr>
       <w:r>
@@ -1449,6 +1617,7 @@
     </w:p>
     <w:p>
       <w:pPr>
+        <w:spacing w:line="259" w:lineRule="auto" w:after="60"/>
         <w:jc w:val="left"/>
       </w:pPr>
       <w:r>
@@ -1457,6 +1626,7 @@
     </w:p>
     <w:p>
       <w:pPr>
+        <w:spacing w:line="259" w:lineRule="auto" w:after="60"/>
         <w:jc w:val="left"/>
       </w:pPr>
       <w:r>
@@ -1465,16 +1635,22 @@
     </w:p>
     <w:p>
       <w:pPr>
+        <w:spacing w:line="259" w:lineRule="auto" w:after="60"/>
         <w:jc w:val="left"/>
       </w:pPr>
       <w:r>
         <w:t>Insolvenzverwalter</w:t>
       </w:r>
     </w:p>
-    <w:p/>
     <w:p>
       <w:pPr>
+        <w:spacing w:line="259" w:lineRule="auto" w:after="60"/>
+      </w:pPr>
+    </w:p>
+    <w:p>
+      <w:pPr>
         <w:pStyle w:val="Heading2"/>
+        <w:spacing w:line="259" w:lineRule="auto" w:after="60"/>
       </w:pPr>
       <w:r>
         <w:rPr>
@@ -1485,6 +1661,7 @@
     </w:p>
     <w:p>
       <w:pPr>
+        <w:spacing w:line="259" w:lineRule="auto" w:after="60"/>
         <w:ind w:left="567"/>
       </w:pPr>
       <w:r>
@@ -1497,6 +1674,7 @@
     </w:p>
     <w:p>
       <w:pPr>
+        <w:spacing w:line="259" w:lineRule="auto" w:after="60"/>
         <w:ind w:left="567"/>
       </w:pPr>
       <w:r>
@@ -1508,6 +1686,7 @@
     </w:p>
     <w:p>
       <w:pPr>
+        <w:spacing w:line="259" w:lineRule="auto" w:after="60"/>
         <w:jc w:val="left"/>
       </w:pPr>
       <w:r>
@@ -1519,6 +1698,7 @@
     </w:p>
     <w:p>
       <w:pPr>
+        <w:spacing w:line="259" w:lineRule="auto" w:after="60"/>
         <w:jc w:val="left"/>
       </w:pPr>
       <w:r>
@@ -1527,6 +1707,7 @@
     </w:p>
     <w:p>
       <w:pPr>
+        <w:spacing w:line="259" w:lineRule="auto" w:after="60"/>
         <w:jc w:val="left"/>
       </w:pPr>
       <w:r>
@@ -1535,6 +1716,7 @@
     </w:p>
     <w:p>
       <w:pPr>
+        <w:spacing w:line="259" w:lineRule="auto" w:after="60"/>
         <w:jc w:val="left"/>
       </w:pPr>
       <w:r>
@@ -1543,6 +1725,7 @@
     </w:p>
     <w:p>
       <w:pPr>
+        <w:spacing w:line="259" w:lineRule="auto" w:after="60"/>
         <w:jc w:val="left"/>
       </w:pPr>
       <w:r>
@@ -1551,6 +1734,7 @@
     </w:p>
     <w:p>
       <w:pPr>
+        <w:spacing w:line="259" w:lineRule="auto" w:after="60"/>
         <w:jc w:val="left"/>
       </w:pPr>
       <w:r>
@@ -1562,6 +1746,7 @@
     </w:p>
     <w:p>
       <w:pPr>
+        <w:spacing w:line="259" w:lineRule="auto" w:after="60"/>
         <w:jc w:val="left"/>
       </w:pPr>
       <w:r>
@@ -1576,6 +1761,7 @@
     </w:p>
     <w:p>
       <w:pPr>
+        <w:spacing w:line="259" w:lineRule="auto" w:after="60"/>
         <w:jc w:val="left"/>
       </w:pPr>
       <w:r>
@@ -1584,6 +1770,7 @@
     </w:p>
     <w:p>
       <w:pPr>
+        <w:spacing w:line="259" w:lineRule="auto" w:after="60"/>
         <w:jc w:val="left"/>
       </w:pPr>
       <w:r>
@@ -1593,9 +1780,14 @@
         <w:t>Klärung Mietzeitraum und Schadensersatz Hallentor</w:t>
       </w:r>
     </w:p>
-    <w:p/>
     <w:p>
       <w:pPr>
+        <w:spacing w:line="259" w:lineRule="auto" w:after="60"/>
+      </w:pPr>
+    </w:p>
+    <w:p>
+      <w:pPr>
+        <w:spacing w:line="259" w:lineRule="auto" w:after="60"/>
         <w:jc w:val="left"/>
       </w:pPr>
       <w:r>
@@ -1604,6 +1796,7 @@
     </w:p>
     <w:p>
       <w:pPr>
+        <w:spacing w:line="259" w:lineRule="auto" w:after="60"/>
         <w:jc w:val="left"/>
       </w:pPr>
       <w:r>
@@ -1612,6 +1805,7 @@
     </w:p>
     <w:p>
       <w:pPr>
+        <w:spacing w:line="259" w:lineRule="auto" w:after="60"/>
         <w:jc w:val="left"/>
       </w:pPr>
       <w:r>
@@ -1635,6 +1829,7 @@
     </w:p>
     <w:p>
       <w:pPr>
+        <w:spacing w:line="259" w:lineRule="auto" w:after="60"/>
         <w:jc w:val="left"/>
       </w:pPr>
       <w:r>
@@ -1649,6 +1844,7 @@
     </w:p>
     <w:p>
       <w:pPr>
+        <w:spacing w:line="259" w:lineRule="auto" w:after="60"/>
         <w:jc w:val="left"/>
       </w:pPr>
       <w:r>
@@ -1672,6 +1868,7 @@
     </w:p>
     <w:p>
       <w:pPr>
+        <w:spacing w:line="259" w:lineRule="auto" w:after="60"/>
         <w:jc w:val="left"/>
       </w:pPr>
       <w:r>
@@ -1680,6 +1877,7 @@
     </w:p>
     <w:p>
       <w:pPr>
+        <w:spacing w:line="259" w:lineRule="auto" w:after="60"/>
         <w:jc w:val="left"/>
       </w:pPr>
       <w:r>
@@ -1688,6 +1886,7 @@
     </w:p>
     <w:p>
       <w:pPr>
+        <w:spacing w:line="259" w:lineRule="auto" w:after="60"/>
         <w:jc w:val="left"/>
       </w:pPr>
       <w:r>
@@ -1695,13 +1894,58 @@
       </w:r>
     </w:p>
     <w:sectPr>
+      <w:headerReference w:type="default" r:id="rId9"/>
+      <w:footerReference w:type="default" r:id="rId10"/>
       <w:pgSz w:w="11906" w:h="16838"/>
-      <w:pgMar w:top="1417" w:right="1417" w:bottom="1417" w:left="1417" w:header="720" w:footer="720" w:gutter="0"/>
+      <w:pgMar w:top="1191" w:right="1247" w:bottom="1134" w:left="1361" w:header="720" w:footer="720" w:gutter="0"/>
       <w:cols w:space="720"/>
       <w:docGrid w:linePitch="360"/>
     </w:sectPr>
   </w:body>
 </w:document>
+</file>
+
+<file path=word/footer1.xml><?xml version="1.0" encoding="utf-8"?>
+<w:ftr xmlns:m="http://schemas.openxmlformats.org/officeDocument/2006/math" xmlns:mc="http://schemas.openxmlformats.org/markup-compatibility/2006" xmlns:mo="http://schemas.microsoft.com/office/mac/office/2008/main" xmlns:mv="urn:schemas-microsoft-com:mac:vml" xmlns:o="urn:schemas-microsoft-com:office:office" xmlns:r="http://schemas.openxmlformats.org/officeDocument/2006/relationships" xmlns:v="urn:schemas-microsoft-com:vml" xmlns:w10="urn:schemas-microsoft-com:office:word" xmlns:w14="http://schemas.microsoft.com/office/word/2010/wordml" xmlns:w="http://schemas.openxmlformats.org/wordprocessingml/2006/main" xmlns:wne="http://schemas.microsoft.com/office/word/2006/wordml" xmlns:wp14="http://schemas.microsoft.com/office/word/2010/wordprocessingDrawing" xmlns:wp="http://schemas.openxmlformats.org/drawingml/2006/wordprocessingDrawing" xmlns:wpc="http://schemas.microsoft.com/office/word/2010/wordprocessingCanvas" xmlns:wpg="http://schemas.microsoft.com/office/word/2010/wordprocessingGroup" xmlns:wpi="http://schemas.microsoft.com/office/word/2010/wordprocessingInk" xmlns:wps="http://schemas.microsoft.com/office/word/2010/wordprocessingShape" mc:Ignorable="w14 wp14">
+  <w:p>
+    <w:pPr>
+      <w:pStyle w:val="Footer"/>
+      <w:jc w:val="left"/>
+    </w:pPr>
+    <w:r/>
+    <w:r>
+      <w:rPr>
+        <w:rFonts w:ascii="Times New Roman" w:hAnsi="Times New Roman"/>
+        <w:b w:val="0"/>
+        <w:color w:val="777777"/>
+        <w:sz w:val="17"/>
+      </w:rPr>
+      <w:t>Vertraulich | Bearbeitungsstand Juli 2026 | nur zur Aktenbearbeitung</w:t>
+    </w:r>
+  </w:p>
+</w:ftr>
+</file>
+
+<file path=word/header1.xml><?xml version="1.0" encoding="utf-8"?>
+<w:hdr xmlns:m="http://schemas.openxmlformats.org/officeDocument/2006/math" xmlns:mc="http://schemas.openxmlformats.org/markup-compatibility/2006" xmlns:mo="http://schemas.microsoft.com/office/mac/office/2008/main" xmlns:mv="urn:schemas-microsoft-com:mac:vml" xmlns:o="urn:schemas-microsoft-com:office:office" xmlns:r="http://schemas.openxmlformats.org/officeDocument/2006/relationships" xmlns:v="urn:schemas-microsoft-com:vml" xmlns:w10="urn:schemas-microsoft-com:office:word" xmlns:w14="http://schemas.microsoft.com/office/word/2010/wordml" xmlns:w="http://schemas.openxmlformats.org/wordprocessingml/2006/main" xmlns:wne="http://schemas.microsoft.com/office/word/2006/wordml" xmlns:wp14="http://schemas.microsoft.com/office/word/2010/wordprocessingDrawing" xmlns:wp="http://schemas.openxmlformats.org/drawingml/2006/wordprocessingDrawing" xmlns:wpc="http://schemas.microsoft.com/office/word/2010/wordprocessingCanvas" xmlns:wpg="http://schemas.microsoft.com/office/word/2010/wordprocessingGroup" xmlns:wpi="http://schemas.microsoft.com/office/word/2010/wordprocessingInk" xmlns:wps="http://schemas.microsoft.com/office/word/2010/wordprocessingShape" mc:Ignorable="w14 wp14">
+  <w:p>
+    <w:pPr>
+      <w:pStyle w:val="Header"/>
+      <w:jc w:val="left"/>
+    </w:pPr>
+    <w:r/>
+    <w:r>
+      <w:rPr>
+        <w:rFonts w:ascii="Times New Roman" w:hAnsi="Times New Roman"/>
+        <w:b w:val="0"/>
+        <w:i w:val="0"/>
+        <w:color w:val="666666"/>
+        <w:sz w:val="17"/>
+      </w:rPr>
+      <w:t>Lindenhof und Partner mbB | Insolvenz- und Restrukturierungsakte | Bearbeitungsstand Juli 2026</w:t>
+    </w:r>
+  </w:p>
+</w:hdr>
 </file>
 
 <file path=word/numbering.xml><?xml version="1.0" encoding="utf-8"?>
@@ -2418,11 +2662,12 @@
       <w:contextualSpacing/>
     </w:pPr>
     <w:rPr>
-      <w:rFonts w:asciiTheme="majorHAnsi" w:eastAsiaTheme="majorEastAsia" w:hAnsiTheme="majorHAnsi" w:cstheme="majorBidi"/>
+      <w:rFonts w:asciiTheme="majorHAnsi" w:eastAsiaTheme="majorEastAsia" w:hAnsiTheme="majorHAnsi" w:cstheme="majorBidi" w:ascii="Times New Roman" w:hAnsi="Times New Roman"/>
+      <w:b/>
       <w:color w:val="17365D" w:themeColor="text2" w:themeShade="BF"/>
       <w:spacing w:val="5"/>
       <w:kern w:val="28"/>
-      <w:sz w:val="52"/>
+      <w:sz w:val="30"/>
       <w:szCs w:val="52"/>
     </w:rPr>
   </w:style>
